--- a/Paper_text/abstracts_and titles.docx
+++ b/Paper_text/abstracts_and titles.docx
@@ -269,6 +269,7 @@
         <w:rPr>
           <w:b/>
           <w:bCs/>
+          <w:lang w:val="ru-RU"/>
         </w:rPr>
       </w:pPr>
       <w:r>
@@ -287,7 +288,19 @@
         <w:rPr>
           <w:lang w:val="ru-RU"/>
         </w:rPr>
-        <w:t xml:space="preserve">Осной задачей современных биомедицинских исследований является изучение патогенеза заболеваний и поиск методов их терапии. В этом контексте, выбор адекватной модели эксперимента является критически важной задачей, если мы хотим транслировать полученные результаты на человека. История богата примерами, когда моделирование на животных было неадекватно результатам, полученным на людях. В контексте исследования трематодозов, в особенности </w:t>
+        <w:t xml:space="preserve">Осной задачей современных биомедицинских исследований является изучение патогенеза заболеваний и поиск методов их терапии. </w:t>
+      </w:r>
+      <w:r>
+        <w:rPr>
+          <w:lang w:val="ru-RU"/>
+        </w:rPr>
+        <w:t>В</w:t>
+      </w:r>
+      <w:r>
+        <w:rPr>
+          <w:lang w:val="ru-RU"/>
+        </w:rPr>
+        <w:t xml:space="preserve">ыбор адекватной модели эксперимента является критически важной задачей, если мы хотим транслировать полученные результаты на человека. В контексте исследования </w:t>
       </w:r>
       <w:r>
         <w:t>Opisthorchis</w:t>
@@ -314,7 +327,7 @@
         <w:rPr>
           <w:lang w:val="ru-RU"/>
         </w:rPr>
-        <w:t xml:space="preserve"> данная проблема является особенно актуальной. Основной моделью описторхоза является Сирийский хомячок, который имеет ряд ограничений по сравнению с мышами и крысами включая </w:t>
+        <w:t xml:space="preserve"> данная проблема является особенно актуальной. Основной моделью описторхоза является Сирийский хомячок, который имеет ряд ограничений включая </w:t>
       </w:r>
       <w:r>
         <w:t>availability</w:t>
@@ -419,42 +432,9 @@
         <w:t xml:space="preserve"> </w:t>
       </w:r>
       <w:r>
-        <w:rPr>
-          <w:lang w:val="ru-RU"/>
-        </w:rPr>
-        <w:t>четыре</w:t>
-      </w:r>
-      <w:r>
-        <w:t xml:space="preserve"> </w:t>
-      </w:r>
-      <w:r>
-        <w:rPr>
-          <w:lang w:val="ru-RU"/>
-        </w:rPr>
-        <w:t>популярных</w:t>
-      </w:r>
-      <w:r>
-        <w:t xml:space="preserve"> </w:t>
-      </w:r>
-      <w:r>
-        <w:t>rodent</w:t>
-      </w:r>
-      <w:r>
-        <w:t xml:space="preserve"> </w:t>
-      </w:r>
-      <w:r>
-        <w:t>models</w:t>
-      </w:r>
-      <w:r>
-        <w:t xml:space="preserve"> (</w:t>
-      </w:r>
-      <w:r>
         <w:t>Wistar rats, Balb/c and C57bl/6j mice and Syrian hamsters</w:t>
       </w:r>
       <w:r>
-        <w:t>)</w:t>
-      </w:r>
-      <w:r>
         <w:t xml:space="preserve"> </w:t>
       </w:r>
       <w:r>
@@ -509,7 +489,13 @@
         <w:rPr>
           <w:lang w:val="ru-RU"/>
         </w:rPr>
-        <w:t>Количество выделенных червей из печени, а также количество яиц в фекалиях было наибольшем у Сирийских хомячков в сравнении с другими видами</w:t>
+        <w:t>Количество выделенных червей из печени, а также количество яиц в фекалиях было наибольшем у Сирийских</w:t>
+      </w:r>
+      <w:r>
+        <w:rPr>
+          <w:lang w:val="ru-RU"/>
+        </w:rPr>
+        <w:t xml:space="preserve"> хомячков</w:t>
       </w:r>
       <w:r>
         <w:rPr>
@@ -548,7 +534,19 @@
         <w:rPr>
           <w:lang w:val="ru-RU"/>
         </w:rPr>
-        <w:t xml:space="preserve">, как и количество яиц в фекалиях было значительно ниже, а </w:t>
+        <w:t>, как и количество яиц в фекалиях было значительно ниже</w:t>
+      </w:r>
+      <w:r>
+        <w:rPr>
+          <w:lang w:val="ru-RU"/>
+        </w:rPr>
+        <w:t>.</w:t>
+      </w:r>
+      <w:r>
+        <w:rPr>
+          <w:lang w:val="ru-RU"/>
+        </w:rPr>
+        <w:t xml:space="preserve"> </w:t>
       </w:r>
       <w:r>
         <w:t>Wistar</w:t>
@@ -608,272 +606,195 @@
         <w:t xml:space="preserve">  Активность </w:t>
       </w:r>
       <w:r>
+        <w:rPr>
+          <w:lang w:val="ru-RU"/>
+        </w:rPr>
+        <w:t>аминотрасфераз</w:t>
+      </w:r>
+      <w:r>
+        <w:rPr>
+          <w:lang w:val="ru-RU"/>
+        </w:rPr>
+        <w:t xml:space="preserve"> </w:t>
+      </w:r>
+      <w:r>
+        <w:rPr>
+          <w:lang w:val="ru-RU"/>
+        </w:rPr>
+        <w:t xml:space="preserve">в сыворотке крови также была наибольшая у Сирийских хомячков. </w:t>
+      </w:r>
+      <w:r>
         <w:t>AST</w:t>
       </w:r>
       <w:r>
-        <w:rPr>
-          <w:lang w:val="ru-RU"/>
-        </w:rPr>
-        <w:t xml:space="preserve"> </w:t>
-      </w:r>
-      <w:r>
-        <w:t>and</w:t>
-      </w:r>
-      <w:r>
-        <w:rPr>
-          <w:lang w:val="ru-RU"/>
-        </w:rPr>
+        <w:t xml:space="preserve"> </w:t>
+      </w:r>
+      <w:r>
+        <w:t xml:space="preserve">upregulation was detected in mice </w:t>
+      </w:r>
+      <w:r>
+        <w:t>with</w:t>
+      </w:r>
+      <w:r>
+        <w:t xml:space="preserve"> </w:t>
+      </w:r>
+      <w:r>
+        <w:t>no</w:t>
+      </w:r>
+      <w:r>
+        <w:t xml:space="preserve"> </w:t>
+      </w:r>
+      <w:r>
+        <w:t>upregulation</w:t>
+      </w:r>
+      <w:r>
+        <w:t xml:space="preserve"> </w:t>
+      </w:r>
+      <w:r>
+        <w:t>in</w:t>
+      </w:r>
+      <w:r>
         <w:t xml:space="preserve"> </w:t>
       </w:r>
       <w:r>
         <w:t>ALT</w:t>
       </w:r>
       <w:r>
-        <w:rPr>
-          <w:lang w:val="ru-RU"/>
-        </w:rPr>
-        <w:t xml:space="preserve"> </w:t>
-      </w:r>
-      <w:r>
-        <w:rPr>
-          <w:lang w:val="ru-RU"/>
-        </w:rPr>
-        <w:t xml:space="preserve">в сыворотке крови также была наибольшая у Сирийских хомячков. У мышей было детектировано повышение активности </w:t>
-      </w:r>
-      <w:r>
-        <w:t>AST</w:t>
-      </w:r>
-      <w:r>
-        <w:rPr>
-          <w:lang w:val="ru-RU"/>
-        </w:rPr>
-        <w:t xml:space="preserve"> </w:t>
-      </w:r>
-      <w:r>
-        <w:t>with</w:t>
-      </w:r>
-      <w:r>
-        <w:rPr>
-          <w:lang w:val="ru-RU"/>
-        </w:rPr>
-        <w:t xml:space="preserve"> </w:t>
-      </w:r>
-      <w:r>
-        <w:t>no</w:t>
-      </w:r>
-      <w:r>
-        <w:rPr>
-          <w:lang w:val="ru-RU"/>
-        </w:rPr>
-        <w:t xml:space="preserve"> </w:t>
-      </w:r>
-      <w:r>
-        <w:t>upregulation</w:t>
-      </w:r>
-      <w:r>
-        <w:rPr>
-          <w:lang w:val="ru-RU"/>
-        </w:rPr>
-        <w:t xml:space="preserve"> </w:t>
-      </w:r>
-      <w:r>
-        <w:t>in</w:t>
-      </w:r>
-      <w:r>
-        <w:rPr>
-          <w:lang w:val="ru-RU"/>
-        </w:rPr>
-        <w:t xml:space="preserve"> </w:t>
-      </w:r>
-      <w:r>
-        <w:t>ALT</w:t>
-      </w:r>
-      <w:r>
-        <w:rPr>
-          <w:lang w:val="ru-RU"/>
-        </w:rPr>
         <w:t xml:space="preserve">. </w:t>
       </w:r>
       <w:r>
-        <w:t>Liver</w:t>
-      </w:r>
-      <w:r>
-        <w:t xml:space="preserve"> fibrosis, inflammatory infiltration, and epithelial hyperplasia were generally most pronounced in hamsters, and egg granulomas were detected only in this host.</w:t>
-      </w:r>
-      <w:r>
-        <w:t xml:space="preserve"> However</w:t>
-      </w:r>
-      <w:r>
+        <w:t>Characteristic l</w:t>
+      </w:r>
+      <w:r>
+        <w:t>iver</w:t>
+      </w:r>
+      <w:r>
+        <w:t xml:space="preserve"> changes</w:t>
+      </w:r>
+      <w:r>
+        <w:t xml:space="preserve"> were generally most pronounced in hamsters</w:t>
+      </w:r>
+      <w:r>
+        <w:t xml:space="preserve">; </w:t>
+      </w:r>
+      <w:r>
+        <w:t>egg granulomas were detected only in this host.</w:t>
+      </w:r>
+      <w:r>
+        <w:t xml:space="preserve"> </w:t>
+      </w:r>
+      <w:r>
+        <w:rPr>
+          <w:lang w:val="ru-RU"/>
+        </w:rPr>
+        <w:t xml:space="preserve">При проведении </w:t>
+      </w:r>
+      <w:r>
+        <w:t>whole</w:t>
+      </w:r>
+      <w:r>
+        <w:rPr>
+          <w:lang w:val="ru-RU"/>
+        </w:rPr>
+        <w:t xml:space="preserve"> </w:t>
+      </w:r>
+      <w:r>
+        <w:t>slide</w:t>
+      </w:r>
+      <w:r>
+        <w:rPr>
+          <w:lang w:val="ru-RU"/>
+        </w:rPr>
+        <w:t xml:space="preserve"> </w:t>
+      </w:r>
+      <w:r>
+        <w:t>imagination</w:t>
+      </w:r>
+      <w:r>
+        <w:rPr>
+          <w:lang w:val="ru-RU"/>
+        </w:rPr>
+        <w:t xml:space="preserve"> </w:t>
+      </w:r>
+      <w:r>
+        <w:t>of</w:t>
+      </w:r>
+      <w:r>
+        <w:rPr>
+          <w:lang w:val="ru-RU"/>
+        </w:rPr>
+        <w:t xml:space="preserve"> </w:t>
+      </w:r>
+      <w:r>
+        <w:t>liver</w:t>
+      </w:r>
+      <w:r>
+        <w:rPr>
+          <w:lang w:val="ru-RU"/>
+        </w:rPr>
+        <w:t xml:space="preserve"> </w:t>
+      </w:r>
+      <w:r>
+        <w:t>tissue</w:t>
+      </w:r>
+      <w:r>
+        <w:rPr>
+          <w:lang w:val="ru-RU"/>
+        </w:rPr>
         <w:t xml:space="preserve">, </w:t>
       </w:r>
       <w:r>
         <w:rPr>
           <w:lang w:val="ru-RU"/>
         </w:rPr>
-        <w:t>у</w:t>
-      </w:r>
-      <w:r>
-        <w:t xml:space="preserve"> </w:t>
-      </w:r>
-      <w:r>
-        <w:rPr>
-          <w:lang w:val="ru-RU"/>
-        </w:rPr>
-        <w:t>мышей</w:t>
-      </w:r>
-      <w:r>
-        <w:t xml:space="preserve"> </w:t>
-      </w:r>
-      <w:r>
-        <w:rPr>
-          <w:lang w:val="ru-RU"/>
-        </w:rPr>
-        <w:t>также</w:t>
-      </w:r>
-      <w:r>
-        <w:t xml:space="preserve"> </w:t>
-      </w:r>
-      <w:r>
-        <w:rPr>
-          <w:lang w:val="ru-RU"/>
-        </w:rPr>
-        <w:t>развивался</w:t>
-      </w:r>
-      <w:r>
-        <w:t xml:space="preserve"> </w:t>
-      </w:r>
-      <w:r>
-        <w:rPr>
-          <w:lang w:val="ru-RU"/>
-        </w:rPr>
-        <w:t>фиброз</w:t>
-      </w:r>
-      <w:r>
-        <w:t xml:space="preserve"> </w:t>
-      </w:r>
-      <w:r>
-        <w:rPr>
-          <w:lang w:val="ru-RU"/>
-        </w:rPr>
-        <w:t>печени</w:t>
-      </w:r>
-      <w:r>
-        <w:t xml:space="preserve">, </w:t>
-      </w:r>
-      <w:r>
-        <w:t>infiltration, and epithelial hyperplasia</w:t>
-      </w:r>
-      <w:r>
-        <w:t xml:space="preserve"> </w:t>
-      </w:r>
-      <w:r>
-        <w:rPr>
-          <w:lang w:val="ru-RU"/>
-        </w:rPr>
-        <w:t>преобладая</w:t>
-      </w:r>
-      <w:r>
-        <w:t xml:space="preserve"> </w:t>
-      </w:r>
-      <w:r>
-        <w:rPr>
-          <w:lang w:val="ru-RU"/>
-        </w:rPr>
-        <w:t>у</w:t>
-      </w:r>
-      <w:r>
-        <w:t xml:space="preserve"> </w:t>
-      </w:r>
-      <w:r>
-        <w:t xml:space="preserve">C57Bl/6j strain. </w:t>
-      </w:r>
-      <w:r>
-        <w:rPr>
-          <w:lang w:val="ru-RU"/>
-        </w:rPr>
-        <w:t xml:space="preserve">При проведении </w:t>
-      </w:r>
-      <w:r>
-        <w:t>whole</w:t>
-      </w:r>
-      <w:r>
-        <w:rPr>
-          <w:lang w:val="ru-RU"/>
-        </w:rPr>
-        <w:t xml:space="preserve"> </w:t>
-      </w:r>
-      <w:r>
-        <w:t>slide</w:t>
-      </w:r>
-      <w:r>
-        <w:rPr>
-          <w:lang w:val="ru-RU"/>
-        </w:rPr>
-        <w:t xml:space="preserve"> </w:t>
-      </w:r>
-      <w:r>
-        <w:t>imagination</w:t>
-      </w:r>
-      <w:r>
-        <w:rPr>
-          <w:lang w:val="ru-RU"/>
-        </w:rPr>
-        <w:t xml:space="preserve"> </w:t>
-      </w:r>
-      <w:r>
-        <w:t>of</w:t>
-      </w:r>
-      <w:r>
-        <w:rPr>
-          <w:lang w:val="ru-RU"/>
-        </w:rPr>
-        <w:t xml:space="preserve"> </w:t>
-      </w:r>
-      <w:r>
-        <w:t>liver</w:t>
-      </w:r>
-      <w:r>
-        <w:rPr>
-          <w:lang w:val="ru-RU"/>
-        </w:rPr>
-        <w:t xml:space="preserve"> </w:t>
-      </w:r>
-      <w:r>
-        <w:t>tissue</w:t>
-      </w:r>
-      <w:r>
-        <w:rPr>
-          <w:lang w:val="ru-RU"/>
-        </w:rPr>
-        <w:t xml:space="preserve">, </w:t>
-      </w:r>
-      <w:r>
-        <w:rPr>
-          <w:lang w:val="ru-RU"/>
-        </w:rPr>
-        <w:t xml:space="preserve">степень фиброзирования ткани была сходна у человека и хомячка, однако сильно отличалась от таковой у мышей. В совокупности полученные данные указывают на то, что сирийские хомячки являются оптимальной моделью </w:t>
-      </w:r>
-      <w:r>
-        <w:t xml:space="preserve">O. felineus infection. </w:t>
-      </w:r>
-      <w:r>
-        <w:t xml:space="preserve"> </w:t>
-      </w:r>
-      <w:r>
-        <w:t xml:space="preserve">C57BL/6J mice may provide an alternative, but limited parasite establishment and less pronounced hepatic pathology constrain their use. </w:t>
+        <w:t xml:space="preserve">степень фиброзирования ткани была сходна у человека и хомячка. В совокупности полученные данные указывают на то, что сирийские хомячки являются оптимальной моделью </w:t>
+      </w:r>
+      <w:r>
+        <w:t>O. felineus infection</w:t>
+      </w:r>
+      <w:r>
+        <w:t>.</w:t>
       </w:r>
     </w:p>
     <w:p>
-      <w:pPr>
-        <w:jc w:val="both"/>
-      </w:pPr>
+      <w:r>
+        <w:br w:type="page"/>
+      </w:r>
     </w:p>
     <w:p>
       <w:pPr>
         <w:jc w:val="both"/>
       </w:pPr>
       <w:r>
-        <w:t xml:space="preserve">Understanding disease pathogenesis and developing effective treatments are central goals of biomedical research. Achieving these goals requires experimental models that reproduce disease features relevant to humans. However, translating findings from animal models to human disease remains challenging. This issue is particularly relevant to trematode infections, including those caused by </w:t>
+        <w:lastRenderedPageBreak/>
+        <w:t xml:space="preserve">Understanding disease pathogenesis and developing effective treatments are </w:t>
+      </w:r>
+      <w:r>
+        <w:t>primary</w:t>
+      </w:r>
+      <w:r>
+        <w:t xml:space="preserve"> goals of biomedical research</w:t>
+      </w:r>
+      <w:r>
+        <w:t>,</w:t>
+      </w:r>
+      <w:r>
+        <w:t xml:space="preserve"> which requires </w:t>
+      </w:r>
+      <w:r>
+        <w:t xml:space="preserve">appropriate </w:t>
+      </w:r>
+      <w:r>
+        <w:t>experimental model</w:t>
+      </w:r>
+      <w:r>
+        <w:t>.</w:t>
+      </w:r>
+      <w:r>
+        <w:t xml:space="preserve"> </w:t>
+      </w:r>
+      <w:r>
+        <w:t xml:space="preserve">This issue is particularly relevant to trematode infections, including those caused by </w:t>
       </w:r>
       <w:r>
         <w:rPr>
@@ -883,7 +804,76 @@
         <w:t>Opisthorchis felineus</w:t>
       </w:r>
       <w:r>
-        <w:t xml:space="preserve">. Syrian hamsters are widely used to model opisthorchiasis, but the limited availability of reagents and genetic resources complicates their use compared with mice and rats. We compared susceptibility to infection and the development of characteristic hepatic changes in four laboratory rodent models: Wistar rats, BALB/c mice, C57BL/6J mice, and Syrian hamsters. Animals received 100 metacercariae each and were examined at 1 and 3 months post-infection alongside uninfected controls. Fluke recovery and fecal egg counts were highest in Syrian hamsters and substantially lower in mice; neither flukes nor eggs were detected in rats. Serum ALT and AST activities increased in infected hamsters, whereas only AST activity increased in mice. Hepatic fibrosis, inflammatory infiltration, and epithelial hyperplasia were generally most pronounced in hamsters, and egg granulomas were detected only in this host. Both mouse strains developed less pronounced hepatic changes, although fibrosis was more extensive in C57BL/6J mice than in BALB/c mice. Qualitative comparison of whole-slide liver images revealed greater similarity between the fibrotic changes in hamsters and the examined human material than between those in mice or rats. These findings support Syrian hamsters as the most suitable of the hosts tested for reproducing the assessed features of </w:t>
+        <w:t>.</w:t>
+      </w:r>
+      <w:r>
+        <w:t xml:space="preserve"> </w:t>
+      </w:r>
+      <w:r>
+        <w:t>Syrian hamsters are widely used to model opisthorchiasis, but the limited availability of reagents and genetic resources complicates their use</w:t>
+      </w:r>
+      <w:r>
+        <w:t xml:space="preserve"> in contrast to</w:t>
+      </w:r>
+      <w:r>
+        <w:t xml:space="preserve"> mice and rats.</w:t>
+      </w:r>
+      <w:r>
+        <w:t xml:space="preserve"> </w:t>
+      </w:r>
+      <w:r>
+        <w:t>In this study w</w:t>
+      </w:r>
+      <w:r>
+        <w:t>e compared susceptibility to infection and the development of characteristic hepatic changes in Wistar rats, BALB/c mice, C57B</w:t>
+      </w:r>
+      <w:r>
+        <w:t>l</w:t>
+      </w:r>
+      <w:r>
+        <w:t>/6</w:t>
+      </w:r>
+      <w:r>
+        <w:t>j</w:t>
+      </w:r>
+      <w:r>
+        <w:t xml:space="preserve"> mice, and Syrian hamsters.</w:t>
+      </w:r>
+      <w:r>
+        <w:t xml:space="preserve"> </w:t>
+      </w:r>
+      <w:r>
+        <w:t>Fluke recovery and fecal egg counts were highest in Syrian hamsters and substantially lower in mice; neither flukes nor eggs were detected in rats.</w:t>
+      </w:r>
+      <w:r>
+        <w:t xml:space="preserve"> </w:t>
+      </w:r>
+      <w:r>
+        <w:t>Serum ALT and AST activities increased in infected hamsters, whereas only AST activity increased in mice. Hepatic fibrosis, inflammatory infiltration, and epithelial hyperplasia were generally most pronounced in hamsters</w:t>
+      </w:r>
+      <w:r>
+        <w:t>;</w:t>
+      </w:r>
+      <w:r>
+        <w:t xml:space="preserve"> egg granulomas were detected only in this host.</w:t>
+      </w:r>
+      <w:r>
+        <w:t xml:space="preserve"> </w:t>
+      </w:r>
+      <w:r>
+        <w:t>Both mouse strains developed less pronounced hepatic changes.</w:t>
+      </w:r>
+      <w:r>
+        <w:t xml:space="preserve"> C</w:t>
+      </w:r>
+      <w:r>
+        <w:t>omparison of whole-slide liver images revealed greater similarity between the fibrotic changes in hamsters and the examined human material.</w:t>
+      </w:r>
+      <w:r>
+        <w:t xml:space="preserve"> </w:t>
+      </w:r>
+      <w:r>
+        <w:t xml:space="preserve">These findings support Syrian hamsters as the most suitable of the hosts tested for reproducing </w:t>
       </w:r>
       <w:r>
         <w:rPr>
@@ -893,13 +883,7 @@
         <w:t>O. felineus</w:t>
       </w:r>
       <w:r>
-        <w:t xml:space="preserve"> infection. C57BL/6</w:t>
-      </w:r>
-      <w:r>
-        <w:t>j</w:t>
-      </w:r>
-      <w:r>
-        <w:t xml:space="preserve"> mice may provide an alternative, although limited parasite establishment and less pronounced hepatic pathology constrain their use.</w:t>
+        <w:t xml:space="preserve"> infection.</w:t>
       </w:r>
     </w:p>
     <w:p/>
@@ -1666,7 +1650,7 @@
   <w:style w:type="paragraph" w:default="1" w:styleId="Normal">
     <w:name w:val="Normal"/>
     <w:qFormat/>
-    <w:rsid w:val="006E66A4"/>
+    <w:rsid w:val="0008225D"/>
   </w:style>
   <w:style w:type="paragraph" w:styleId="Heading1">
     <w:name w:val="heading 1"/>
